--- a/bench/corpus/v1.docx
+++ b/bench/corpus/v1.docx
@@ -4,7 +4,7 @@
   <w:body>
     <w:p>
       <w:r>
-        <w:t xml:space="preserve">מה זאת אומרת, זה לא נורא?</w:t>
+        <w:t xml:space="preserve">ספרי לי, איך עבר עלייך השבוע?</w:t>
       </w:r>
     </w:p>
     <w:p>
@@ -14,7 +14,7 @@
     </w:p>
     <w:p>
       <w:r>
-        <w:t xml:space="preserve">לא נורא שעברת בית ספר. את מסתדרת?</w:t>
+        <w:t xml:space="preserve">שאלתי איך היה בכיתה החדשה. את מסתדרת?</w:t>
       </w:r>
     </w:p>
     <w:p>
